--- a/public/resume/Sridhar_Mahalingam_Software_Developer_Qatar.docx
+++ b/public/resume/Sridhar_Mahalingam_Software_Developer_Qatar.docx
@@ -1720,6 +1720,102 @@
           <w:szCs w:val="20"/>
         </w:rPr>
         <w:t>SELECTED ENGINEERING PROJECTS</w:t>
+      </w:r>
+    </w:p>
+    <w:p>
+      <w:pPr>
+        <w:spacing w:before="120" w:after="30"/>
+      </w:pPr>
+      <w:r>
+        <w:rPr>
+          <w:b/>
+          <w:bCs/>
+          <w:color w:val="10314F"/>
+        </w:rPr>
+        <w:t xml:space="preserve">S POS — Multi-Platform Retail Point of Sale (Web, Desktop, Mobile)</w:t>
+      </w:r>
+      <w:r>
+        <w:rPr>
+          <w:i/>
+          <w:iCs/>
+          <w:color w:val="4A4A4A"/>
+          <w:sz w:val="18"/>
+          <w:szCs w:val="18"/>
+        </w:rPr>
+        <w:t xml:space="preserve">  ·  </w:t>
+      </w:r>
+      <w:r>
+        <w:rPr>
+          <w:i/>
+          <w:iCs/>
+          <w:color w:val="4A4A4A"/>
+          <w:sz w:val="18"/>
+          <w:szCs w:val="18"/>
+        </w:rPr>
+        <w:t xml:space="preserve">Independent product · sole architect &amp; developer</w:t>
+      </w:r>
+    </w:p>
+    <w:p>
+      <w:pPr>
+        <w:spacing w:after="50" w:line="250" w:lineRule="auto"/>
+      </w:pPr>
+      <w:r>
+        <w:rPr>
+          <w:b/>
+          <w:bCs/>
+          <w:color w:val="1B6E8C"/>
+          <w:sz w:val="17"/>
+          <w:szCs w:val="17"/>
+        </w:rPr>
+        <w:t xml:space="preserve">Stack: Python · Django 5.2 · Django REST Framework · React 19 · React Native (Expo) · PostgreSQL · SQLite · Redis · Celery · PyInstaller · Docker · Nginx</w:t>
+      </w:r>
+    </w:p>
+    <w:p>
+      <w:pPr>
+        <w:pStyle w:val="ListParagraph"/>
+        <w:numPr>
+          <w:ilvl w:val="0"/>
+          <w:numId w:val="2"/>
+        </w:numPr>
+        <w:spacing w:after="40" w:line="250" w:lineRule="auto"/>
+      </w:pPr>
+      <w:r>
+        <w:rPr>
+          <w:color w:val="1A1A1A"/>
+        </w:rPr>
+        <w:t xml:space="preserve">Built a complete, multi-currency retail point-of-sale and back-office platform that runs three ways from one Django 5.2 + DRF backend — a hosted multi-store SaaS (Docker, PostgreSQL, Redis, Nginx/TLS), a self-contained Windows desktop exe (PyInstaller + SQLite) that serves every till, tablet and phone on the shop Wi-Fi, and an Expo/React Native mobile app that can run the entire store on a phone, fully offline.</w:t>
+      </w:r>
+    </w:p>
+    <w:p>
+      <w:pPr>
+        <w:pStyle w:val="ListParagraph"/>
+        <w:numPr>
+          <w:ilvl w:val="0"/>
+          <w:numId w:val="2"/>
+        </w:numPr>
+        <w:spacing w:after="40" w:line="250" w:lineRule="auto"/>
+      </w:pPr>
+      <w:r>
+        <w:rPr>
+          <w:color w:val="1A1A1A"/>
+        </w:rPr>
+        <w:t xml:space="preserve">Engineered server-authoritative money paths — checkout recomputes every invoice with identical per-line rounding, tax and discount rules and rejects mismatches; sale creation, row-locked stock decrement, per-item COGS capture and double-entry ledger posting share one database transaction, keyed by an idempotency key so the same key can never produce a duplicate charge.</w:t>
+      </w:r>
+    </w:p>
+    <w:p>
+      <w:pPr>
+        <w:pStyle w:val="ListParagraph"/>
+        <w:numPr>
+          <w:ilvl w:val="0"/>
+          <w:numId w:val="2"/>
+        </w:numPr>
+        <w:spacing w:after="40" w:line="250" w:lineRule="auto"/>
+      </w:pPr>
+      <w:r>
+        <w:rPr>
+          <w:color w:val="1A1A1A"/>
+        </w:rPr>
+        <w:t xml:space="preserve">Shipped full retail operations across all three clients — split-tender payments, void/refund with inventory and ledger reversal, register open/close with X/Z reports and drawer reconciliation, product variants and modifiers, server-side promotions and price lists, gift cards and store credit with server-enforced balances, purchasing with partial receiving, inter-store transfers and HMAC-SHA256-signed payment webhooks.</w:t>
       </w:r>
     </w:p>
     <w:p>
